--- a/QED Course/Lesson 31 Why Particles Become Fields.docx
+++ b/QED Course/Lesson 31 Why Particles Become Fields.docx
@@ -58,7 +58,7 @@
     </w:p>
     <w:p>
       <w:pPr>
-        <w:pStyle w:val="Heading1"/>
+        <w:pStyle w:val="Heading2"/>
       </w:pPr>
       <w:r>
         <w:t>How to use this lesson</w:t>
@@ -76,7 +76,7 @@
     </w:p>
     <w:p>
       <w:pPr>
-        <w:pStyle w:val="Heading2"/>
+        <w:pStyle w:val="Heading3"/>
       </w:pPr>
       <w:r>
         <w:t>Learning objectives</w:t>
@@ -148,7 +148,7 @@
     </w:p>
     <w:p>
       <w:pPr>
-        <w:pStyle w:val="Heading2"/>
+        <w:pStyle w:val="Heading3"/>
       </w:pPr>
       <w:r>
         <w:t>Notation and conventions</w:t>
@@ -474,7 +474,7 @@
     </w:tbl>
     <w:p>
       <w:pPr>
-        <w:pStyle w:val="Heading1"/>
+        <w:pStyle w:val="Heading2"/>
       </w:pPr>
       <w:r>
         <w:t>1 The failure of single-particle relativistic quantum mechanics</w:t>
@@ -482,7 +482,7 @@
     </w:p>
     <w:p>
       <w:pPr>
-        <w:pStyle w:val="Heading2"/>
+        <w:pStyle w:val="Heading3"/>
       </w:pPr>
       <w:r>
         <w:t>1.1 Localization and pair creation</w:t>
@@ -494,10 +494,11 @@
       </w:r>
     </w:p>
     <w:p>
-      <w:pPr>
-        <w:pStyle w:val="Heading3"/>
-      </w:pPr>
       <w:r>
+        <w:rPr>
+          <w:b/>
+          <w:i/>
+        </w:rPr>
         <w:t>Worked example 1</w:t>
       </w:r>
     </w:p>
@@ -508,7 +509,7 @@
     </w:p>
     <w:p>
       <w:pPr>
-        <w:pStyle w:val="Heading2"/>
+        <w:pStyle w:val="Heading3"/>
       </w:pPr>
       <w:r>
         <w:t>1.2 The Klein paradox</w:t>
@@ -521,7 +522,7 @@
     </w:p>
     <w:p>
       <w:pPr>
-        <w:pStyle w:val="Heading2"/>
+        <w:pStyle w:val="Heading3"/>
       </w:pPr>
       <w:r>
         <w:t>1.3 Processes change the particle number</w:t>
@@ -529,12 +530,12 @@
     </w:p>
     <w:p>
       <w:r>
-        <w:t>Real processes change the number of particles. An electron and positron annihilate into two photons; an excited atom emits a photon and drops to a lower state; a photon converts into a pair in the field of a nucleus. In the quantum mechanics of Part II the number of particles is fixed: the wave function ψ(x₁, …, x_N) has a definite N, and the Schrodinger equation preserves it. Such a theory cannot describe any of these processes. The Dirac equation of Part III does not help, since it is still a wave equation for a fixed number of particles, and the antiparticle reinterpretation of Lesson 22 was explicitly acknowledged there to be informal because it needed a framework that changes particle number.</w:t>
+        <w:t>Real processes change the number of particles. An electron and positron annihilate into two photons; an excited atom emits a photon and drops to a lower state; a photon converts into a pair in the field of a nucleus. In the quantum mechanics of Part II the number of particles is fixed: the wave function ψ(x₁, …, x_N) has a definite N, and the Schrödinger equation preserves it. Such a theory cannot describe any of these processes. The Dirac equation of Part III does not help, since it is still a wave equation for a fixed number of particles, and the antiparticle reinterpretation of Lesson 22 was explicitly acknowledged there to be informal because it needed a framework that changes particle number.</w:t>
       </w:r>
     </w:p>
     <w:p>
       <w:pPr>
-        <w:pStyle w:val="Heading2"/>
+        <w:pStyle w:val="Heading3"/>
       </w:pPr>
       <w:r>
         <w:t>1.4 Spontaneous emission</w:t>
@@ -547,7 +548,7 @@
     </w:p>
     <w:p>
       <w:pPr>
-        <w:pStyle w:val="Heading1"/>
+        <w:pStyle w:val="Heading2"/>
       </w:pPr>
       <w:r>
         <w:t>2 The amplitude to emit a quantum</w:t>
@@ -555,7 +556,7 @@
     </w:p>
     <w:p>
       <w:pPr>
-        <w:pStyle w:val="Heading2"/>
+        <w:pStyle w:val="Heading3"/>
       </w:pPr>
       <w:r>
         <w:t>2.1 Ladder operators and the factor n + 1</w:t>
@@ -771,10 +772,11 @@
       </w:r>
     </w:p>
     <w:p>
-      <w:pPr>
-        <w:pStyle w:val="Heading3"/>
-      </w:pPr>
       <w:r>
+        <w:rPr>
+          <w:b/>
+          <w:i/>
+        </w:rPr>
         <w:t>Worked example 2</w:t>
       </w:r>
     </w:p>
@@ -785,7 +787,7 @@
     </w:p>
     <w:p>
       <w:pPr>
-        <w:pStyle w:val="Heading2"/>
+        <w:pStyle w:val="Heading3"/>
       </w:pPr>
       <w:r>
         <w:t>2.2 Consistency with thermal equilibrium</w:t>
@@ -798,7 +800,7 @@
     </w:p>
     <w:p>
       <w:pPr>
-        <w:pStyle w:val="Heading1"/>
+        <w:pStyle w:val="Heading2"/>
       </w:pPr>
       <w:r>
         <w:t>3 Causality and antiparticles</w:t>
@@ -806,7 +808,7 @@
     </w:p>
     <w:p>
       <w:pPr>
-        <w:pStyle w:val="Heading2"/>
+        <w:pStyle w:val="Heading3"/>
       </w:pPr>
       <w:r>
         <w:t>3.1 The single-particle propagator</w:t>
@@ -1032,10 +1034,11 @@
       </w:r>
     </w:p>
     <w:p>
-      <w:pPr>
-        <w:pStyle w:val="Heading3"/>
-      </w:pPr>
       <w:r>
+        <w:rPr>
+          <w:b/>
+          <w:i/>
+        </w:rPr>
         <w:t>Worked example 3</w:t>
       </w:r>
     </w:p>
@@ -1046,7 +1049,7 @@
     </w:p>
     <w:p>
       <w:pPr>
-        <w:pStyle w:val="Heading2"/>
+        <w:pStyle w:val="Heading3"/>
       </w:pPr>
       <w:r>
         <w:t>3.2 The resolution by antiparticles</w:t>
@@ -1063,10 +1066,11 @@
       </w:r>
     </w:p>
     <w:p>
-      <w:pPr>
-        <w:pStyle w:val="Heading3"/>
-      </w:pPr>
       <w:r>
+        <w:rPr>
+          <w:b/>
+          <w:i/>
+        </w:rPr>
         <w:t>Worked example 4</w:t>
       </w:r>
     </w:p>
@@ -1077,7 +1081,7 @@
     </w:p>
     <w:p>
       <w:pPr>
-        <w:pStyle w:val="Heading1"/>
+        <w:pStyle w:val="Heading2"/>
       </w:pPr>
       <w:r>
         <w:t>4 Fields and identical particles</w:t>
@@ -1090,7 +1094,7 @@
     </w:p>
     <w:p>
       <w:pPr>
-        <w:pStyle w:val="Heading1"/>
+        <w:pStyle w:val="Heading2"/>
       </w:pPr>
       <w:r>
         <w:t>5 The program of canonical quantization</w:t>
@@ -1098,7 +1102,7 @@
     </w:p>
     <w:p>
       <w:pPr>
-        <w:pStyle w:val="Heading2"/>
+        <w:pStyle w:val="Heading3"/>
       </w:pPr>
       <w:r>
         <w:t>5.1 The four steps</w:t>
@@ -1351,7 +1355,7 @@
     </w:p>
     <w:p>
       <w:pPr>
-        <w:pStyle w:val="Heading2"/>
+        <w:pStyle w:val="Heading3"/>
       </w:pPr>
       <w:r>
         <w:t>5.2 The dictionary</w:t>
@@ -1774,7 +1778,7 @@
     </w:p>
     <w:p>
       <w:pPr>
-        <w:pStyle w:val="Heading2"/>
+        <w:pStyle w:val="Heading3"/>
       </w:pPr>
       <w:r>
         <w:t>5.3 The position label</w:t>
@@ -1787,7 +1791,7 @@
     </w:p>
     <w:p>
       <w:pPr>
-        <w:pStyle w:val="Heading1"/>
+        <w:pStyle w:val="Heading2"/>
       </w:pPr>
       <w:r>
         <w:t>6 New problems</w:t>
@@ -1815,7 +1819,7 @@
     </w:p>
     <w:p>
       <w:pPr>
-        <w:pStyle w:val="Heading1"/>
+        <w:pStyle w:val="Heading2"/>
       </w:pPr>
       <w:r>
         <w:t>7 Connections to QED</w:t>
@@ -2220,7 +2224,7 @@
     </w:p>
     <w:p>
       <w:pPr>
-        <w:pStyle w:val="Heading1"/>
+        <w:pStyle w:val="Heading2"/>
       </w:pPr>
       <w:r>
         <w:t>8 Summary</w:t>
@@ -2324,7 +2328,7 @@
     </w:p>
     <w:p>
       <w:pPr>
-        <w:pStyle w:val="Heading1"/>
+        <w:pStyle w:val="Heading2"/>
       </w:pPr>
       <w:r>
         <w:t>Exercises</w:t>
@@ -2984,7 +2988,7 @@
     </w:tbl>
     <w:p>
       <w:pPr>
-        <w:pStyle w:val="Heading1"/>
+        <w:pStyle w:val="Heading2"/>
       </w:pPr>
       <w:r>
         <w:t>Solutions</w:t>
@@ -3043,7 +3047,7 @@
         <w:t xml:space="preserve"> </w:t>
       </w:r>
       <w:r>
-        <w:t>Emission probability ∝ \|⟨n+1\|a†\|n⟩\|² = n + 1, absorption ∝ \|⟨n−1\|a\|n⟩\|² = n. The ratio is (n + 1)/n. For n = 1 it is 2, and for n = 10 it is 1.1. For n = 0 the absorption probability is zero and the ratio is infinite: the atom can only emit.</w:t>
+        <w:t>Emission probability ∝ |⟨n+1|a†|n⟩|² = n + 1, absorption ∝ |⟨n−1|a|n⟩|² = n. The ratio is (n + 1)/n. For n = 1 it is 2, and for n = 10 it is 1.1. For n = 0 the absorption probability is zero and the ratio is infinite: the atom can only emit.</w:t>
       </w:r>
     </w:p>
     <w:p>
@@ -3071,7 +3075,7 @@
         <w:t xml:space="preserve"> </w:t>
       </w:r>
       <w:r>
-        <w:t>For one oscillator, N = a†a, with N\|n⟩ = n\|n⟩. For the field, N = Σ_k a_k†a_k, and N\|{n_k}⟩ = (Σ_k n_k)\|{n_k}⟩, the total number of quanta. (Zero-point energy does not appear in N.)</w:t>
+        <w:t>For one oscillator, N = a†a, with N|n⟩ = n|n⟩. For the field, N = Σ_k a_k†a_k, and N|{n_k}⟩ = (Σ_k n_k)|{n_k}⟩, the total number of quanta. (Zero-point energy does not appear in N.)</w:t>
       </w:r>
     </w:p>
     <w:p>
@@ -3085,7 +3089,7 @@
         <w:t xml:space="preserve"> </w:t>
       </w:r>
       <w:r>
-        <w:t>A single quantum of momentum k has E = ω_k = √(\|k\|² + m²), so E² − \|k\|² = m². For two quanta with momenta k₁ and k₂, the energy is the sum of the oscillator energies, ω_(k₁) + ω_(k₂) (omitting the zero-point energy), since the Hamiltonian Σω_k(a_k†a_k + 1/2) is diagonal in the occupation numbers; the invariant mass of the pair is then (ω₁ + ω₂)² − \|k₁ + k₂\|².</w:t>
+        <w:t>A single quantum of momentum k has E = ω_k = √(|k|² + m²), so E² − |k|² = m². For two quanta with momenta k₁ and k₂, the energy is the sum of the oscillator energies, ω_(k₁) + ω_(k₂) (omitting the zero-point energy), since the Hamiltonian Σω_k(a_k†a_k + 1/2) is diagonal in the occupation numbers; the invariant mass of the pair is then (ω₁ + ω₂)² − |k₁ + k₂|².</w:t>
       </w:r>
     </w:p>
     <w:p>
@@ -3127,7 +3131,7 @@
         <w:t xml:space="preserve"> </w:t>
       </w:r>
       <w:r>
-        <w:t>Each mode occupies a volume (2π)³/V in k-space. The number with \|k\| &lt; K is V(4π/3)K³/(2π)³ = VK³/(6π²). For a massless field ω = \|k\|, so this is the number of oscillators with frequency below K.</w:t>
+        <w:t>Each mode occupies a volume (2π)³/V in k-space. The number with |k| &lt; K is V(4π/3)K³/(2π)³ = VK³/(6π²). For a massless field ω = |k|, so this is the number of oscillators with frequency below K.</w:t>
       </w:r>
     </w:p>
     <w:p>
@@ -3155,7 +3159,7 @@
         <w:t xml:space="preserve"> </w:t>
       </w:r>
       <w:r>
-        <w:t>At t = 0, D(0, x − y) = ∫d³p/((2π)³2E_p) e^(ip·(x−y)) depends only on p through E_p = √(p² + m²), which depends only on \|p\|. The integral over directions of p is symmetric under x − y → y − x (equivalently p → −p), so D(0, x − y) = D(0, y − x). The commutator D(x − y) − D(y − x) therefore vanishes at equal times, although each term is nonzero.</w:t>
+        <w:t>At t = 0, D(0, x − y) = ∫d³p/((2π)³2E_p) e^(ip·(x−y)) depends only on p through E_p = √(p² + m²), which depends only on |p|. The integral over directions of p is symmetric under x − y → y − x (equivalently p → −p), so D(0, x − y) = D(0, y − x). The commutator D(x − y) − D(y − x) therefore vanishes at equal times, although each term is nonzero.</w:t>
       </w:r>
     </w:p>
     <w:p>
@@ -3183,7 +3187,7 @@
         <w:t xml:space="preserve"> </w:t>
       </w:r>
       <w:r>
-        <w:t>The classical energy of a mode is H = ω\|a\|². A quantum state with n quanta has energy nω (omitting the zero-point term), so \|a\|² = n. The classical field amplitude is proportional to \|a\|/√(2ωV) (Lesson 24, Section 4.4), which scales as √n, so a state with many quanta corresponds to a large classical wave whose amplitude grows as the square root of the number of quanta.</w:t>
+        <w:t>The classical energy of a mode is H = ω|a|². A quantum state with n quanta has energy nω (omitting the zero-point term), so |a|² = n. The classical field amplitude is proportional to |a|/√(2ωV) (Lesson 24, Section 4.4), which scales as √n, so a state with many quanta corresponds to a large classical wave whose amplitude grows as the square root of the number of quanta.</w:t>
       </w:r>
     </w:p>
     <w:p>
@@ -3216,7 +3220,7 @@
     </w:p>
     <w:p>
       <w:pPr>
-        <w:pStyle w:val="Heading1"/>
+        <w:pStyle w:val="Heading2"/>
       </w:pPr>
       <w:r>
         <w:t>Mastery checklist</w:t>
@@ -3288,7 +3292,7 @@
     </w:p>
     <w:p>
       <w:pPr>
-        <w:pStyle w:val="Heading1"/>
+        <w:pStyle w:val="Heading2"/>
       </w:pPr>
       <w:r>
         <w:t>Next lesson</w:t>
